--- a/tillsyn/A 26015-2025 tillsynsbegäran.docx
+++ b/tillsyn/A 26015-2025 tillsynsbegäran.docx
@@ -1113,7 +1113,7 @@
     <w:r>
       <w:tab/>
       <w:tab/>
-      <w:t>2025-07-05</w:t>
+      <w:t>2025-07-06</w:t>
       <w:br/>
       <w:br/>
     </w:r>

--- a/tillsyn/A 26015-2025 tillsynsbegäran.docx
+++ b/tillsyn/A 26015-2025 tillsynsbegäran.docx
@@ -1113,7 +1113,7 @@
     <w:r>
       <w:tab/>
       <w:tab/>
-      <w:t>2025-07-06</w:t>
+      <w:t>2025-07-07</w:t>
       <w:br/>
       <w:br/>
     </w:r>

--- a/tillsyn/A 26015-2025 tillsynsbegäran.docx
+++ b/tillsyn/A 26015-2025 tillsynsbegäran.docx
@@ -1113,7 +1113,7 @@
     <w:r>
       <w:tab/>
       <w:tab/>
-      <w:t>2025-07-07</w:t>
+      <w:t>2025-07-08</w:t>
       <w:br/>
       <w:br/>
     </w:r>

--- a/tillsyn/A 26015-2025 tillsynsbegäran.docx
+++ b/tillsyn/A 26015-2025 tillsynsbegäran.docx
@@ -131,7 +131,25 @@
         <w:t>Lunglav (NT)</w:t>
       </w:r>
       <w:r>
-        <w:t xml:space="preserve"> är en av vårt lands främsta signalarter som överallt indikerar gamla lövträd, skogsbestånd med höga naturvärden och ekosystem med lång skoglig kontinuitet. Lokalt kan förekomsten vara mycket riklig men den hittas nästan enbart i gamla och ej slutavverkade skogar. Artens samtliga förekomster bör uppmärksammas från naturvårdssynpunkt, då många lokaler även hyser andra ovanliga och rödlistade arter. Rikliga förekomster bör skyddas med biotopskydd, frivilliga avsättningar eller reservat (SLU Artdatabanken, 2024; Nitare &amp; Skogsstyrelsen, 2019).</w:t>
+        <w:t xml:space="preserve"> är en av vårt lands främsta signalarter som överallt indikerar gamla lövträd, skogsbestånd med höga naturvärden och ekosystem med lång skoglig kontinuitet. Lokalt kan förekomsten vara mycket riklig men den hittas nästan enbart i gamla och ej slutavverkade skogar. Artens samtliga förekomster bör uppmärksammas från naturvårdssynpunkt, då många lokaler även hyser andra ovanliga och rödlistade arter. Rikliga förekomster bör skyddas med biotopskydd, frivilliga avsättningar eller reservat. Det finns ett antal sällsynta lavparasiter som växer på lunglav: lunglavsknapp (VU), skrovelmössing (DD), lunglavshårprick (DD), </w:t>
+      </w:r>
+      <w:r>
+        <w:rPr>
+          <w:i/>
+        </w:rPr>
+        <w:t>Calycina alstrupii</w:t>
+      </w:r>
+      <w:r>
+        <w:t xml:space="preserve"> (NA) och </w:t>
+      </w:r>
+      <w:r>
+        <w:rPr>
+          <w:i/>
+        </w:rPr>
+        <w:t>Chalara lobariae</w:t>
+      </w:r>
+      <w:r>
+        <w:t xml:space="preserve"> (NA) (SLU Artdatabanken, 2025; SLU Artdatabanken, 2024; Nitare &amp; Skogsstyrelsen, 2019).</w:t>
       </w:r>
     </w:p>
     <w:p>
@@ -605,7 +623,7 @@
         <w:t>Plectocarpon lichenum</w:t>
       </w:r>
       <w:r>
-        <w:t xml:space="preserve"> (VU). Det finns ytterligare två rödlistade parasiter vilka bara förekommer på lunglav, Skrovelmössing </w:t>
+        <w:t xml:space="preserve"> (VU). Det finns ytterligare ett antal parasiter vilka bara förekommer på lunglav: Skrovelmössing </w:t>
       </w:r>
       <w:r>
         <w:rPr>
@@ -623,7 +641,25 @@
         <w:t>Niesslia lobariae</w:t>
       </w:r>
       <w:r>
-        <w:t xml:space="preserve"> (rödlistad som Kunskapsbrist DD). Skrovelmössing (DD) har små svarta apothecier och bruna, 1-septerade sporer och Lunglavshårprick (DD) har brunhåriga perithecier och färglösa, 1-septerade sporer (SLU Artdatabanken, 2024; Nitare &amp; Skogsstyrelsen, 2019).</w:t>
+        <w:t xml:space="preserve"> (rödlistad som Kunskapsbrist DD). Skrovelmössing (DD) har små svarta apothecier och bruna, 1-septerade sporer och Lunglavshårprick (DD) har brunhåriga perithecier och färglösa, 1-septerade sporer. Nyligen har ytterligare två lavparasiter påträffats i Sverige som växer på lunglav: </w:t>
+      </w:r>
+      <w:r>
+        <w:rPr>
+          <w:i/>
+        </w:rPr>
+        <w:t>Calycina alstrupii</w:t>
+      </w:r>
+      <w:r>
+        <w:t xml:space="preserve"> (NA) och </w:t>
+      </w:r>
+      <w:r>
+        <w:rPr>
+          <w:i/>
+        </w:rPr>
+        <w:t>Chalara lobariae</w:t>
+      </w:r>
+      <w:r>
+        <w:t xml:space="preserve"> (NA) (SLU Artdatabanken, 2025; SLU Artdatabanken, 2024; Nitare &amp; Skogsstyrelsen, 2019).</w:t>
       </w:r>
     </w:p>
     <w:p>
@@ -660,6 +696,20 @@
       </w:r>
       <w:r>
         <w:t>SLU Artdatabanken, Uppsala.</w:t>
+      </w:r>
+    </w:p>
+    <w:p>
+      <w:r>
+        <w:t xml:space="preserve">SLU Artdatabanken, 2025. </w:t>
+      </w:r>
+      <w:r>
+        <w:rPr>
+          <w:i/>
+        </w:rPr>
+        <w:t xml:space="preserve">Över 20 nya lavparasiter för Sverige. </w:t>
+      </w:r>
+      <w:r>
+        <w:t>https://www.slu.se/artdatabanken/arter-och-natur/artiklar/over-20-nya-lavparasiter-for-sverige/</w:t>
       </w:r>
     </w:p>
     <w:p>
@@ -1113,7 +1163,7 @@
     <w:r>
       <w:tab/>
       <w:tab/>
-      <w:t>2025-07-08</w:t>
+      <w:t>2025-07-09</w:t>
       <w:br/>
       <w:br/>
     </w:r>

--- a/tillsyn/A 26015-2025 tillsynsbegäran.docx
+++ b/tillsyn/A 26015-2025 tillsynsbegäran.docx
@@ -1163,7 +1163,7 @@
     <w:r>
       <w:tab/>
       <w:tab/>
-      <w:t>2025-07-09</w:t>
+      <w:t>2025-07-11</w:t>
       <w:br/>
       <w:br/>
     </w:r>

--- a/tillsyn/A 26015-2025 tillsynsbegäran.docx
+++ b/tillsyn/A 26015-2025 tillsynsbegäran.docx
@@ -1163,7 +1163,7 @@
     <w:r>
       <w:tab/>
       <w:tab/>
-      <w:t>2025-07-11</w:t>
+      <w:t>2025-07-12</w:t>
       <w:br/>
       <w:br/>
     </w:r>

--- a/tillsyn/A 26015-2025 tillsynsbegäran.docx
+++ b/tillsyn/A 26015-2025 tillsynsbegäran.docx
@@ -1163,7 +1163,7 @@
     <w:r>
       <w:tab/>
       <w:tab/>
-      <w:t>2025-07-12</w:t>
+      <w:t>2025-07-13</w:t>
       <w:br/>
       <w:br/>
     </w:r>

--- a/tillsyn/A 26015-2025 tillsynsbegäran.docx
+++ b/tillsyn/A 26015-2025 tillsynsbegäran.docx
@@ -1163,7 +1163,7 @@
     <w:r>
       <w:tab/>
       <w:tab/>
-      <w:t>2025-07-13</w:t>
+      <w:t>2025-07-14</w:t>
       <w:br/>
       <w:br/>
     </w:r>

--- a/tillsyn/A 26015-2025 tillsynsbegäran.docx
+++ b/tillsyn/A 26015-2025 tillsynsbegäran.docx
@@ -1201,7 +1201,7 @@
     <w:r>
       <w:tab/>
       <w:tab/>
-      <w:t>2025-08-06</w:t>
+      <w:t>2025-08-09</w:t>
       <w:br/>
       <w:br/>
     </w:r>

--- a/tillsyn/A 26015-2025 tillsynsbegäran.docx
+++ b/tillsyn/A 26015-2025 tillsynsbegäran.docx
@@ -12,7 +12,7 @@
     </w:p>
     <w:p>
       <w:r>
-        <w:t>Detta dokument behandlar höga naturvärden i avverkningsanmälan A 26015-2025 i Ragunda kommun. Denna avverkningsanmälan inkom 2025-05-27 och omfattar 24,0 ha.</w:t>
+        <w:t>Detta dokument behandlar höga naturvärden i avverkningsanmälan A 26015-2025 i Ragunda kommun. Denna avverkningsanmälan inkom 2025-05-27 16:16:08 och omfattar 24,0 ha.</w:t>
       </w:r>
     </w:p>
     <w:p>

--- a/tillsyn/A 26015-2025 tillsynsbegäran.docx
+++ b/tillsyn/A 26015-2025 tillsynsbegäran.docx
@@ -1201,7 +1201,7 @@
     <w:r>
       <w:tab/>
       <w:tab/>
-      <w:t>2025-08-09</w:t>
+      <w:t>2025-08-10</w:t>
       <w:br/>
       <w:br/>
     </w:r>

--- a/tillsyn/A 26015-2025 tillsynsbegäran.docx
+++ b/tillsyn/A 26015-2025 tillsynsbegäran.docx
@@ -1201,7 +1201,7 @@
     <w:r>
       <w:tab/>
       <w:tab/>
-      <w:t>2025-08-10</w:t>
+      <w:t>2025-08-11</w:t>
       <w:br/>
       <w:br/>
     </w:r>

--- a/tillsyn/A 26015-2025 tillsynsbegäran.docx
+++ b/tillsyn/A 26015-2025 tillsynsbegäran.docx
@@ -1201,7 +1201,7 @@
     <w:r>
       <w:tab/>
       <w:tab/>
-      <w:t>2025-08-11</w:t>
+      <w:t>2025-08-12</w:t>
       <w:br/>
       <w:br/>
     </w:r>

--- a/tillsyn/A 26015-2025 tillsynsbegäran.docx
+++ b/tillsyn/A 26015-2025 tillsynsbegäran.docx
@@ -1201,7 +1201,7 @@
     <w:r>
       <w:tab/>
       <w:tab/>
-      <w:t>2025-08-12</w:t>
+      <w:t>2025-08-13</w:t>
       <w:br/>
       <w:br/>
     </w:r>

--- a/tillsyn/A 26015-2025 tillsynsbegäran.docx
+++ b/tillsyn/A 26015-2025 tillsynsbegäran.docx
@@ -1201,7 +1201,7 @@
     <w:r>
       <w:tab/>
       <w:tab/>
-      <w:t>2025-08-13</w:t>
+      <w:t>2025-08-14</w:t>
       <w:br/>
       <w:br/>
     </w:r>

--- a/tillsyn/A 26015-2025 tillsynsbegäran.docx
+++ b/tillsyn/A 26015-2025 tillsynsbegäran.docx
@@ -1201,7 +1201,7 @@
     <w:r>
       <w:tab/>
       <w:tab/>
-      <w:t>2025-08-14</w:t>
+      <w:t>2025-08-15</w:t>
       <w:br/>
       <w:br/>
     </w:r>

--- a/tillsyn/A 26015-2025 tillsynsbegäran.docx
+++ b/tillsyn/A 26015-2025 tillsynsbegäran.docx
@@ -1201,7 +1201,7 @@
     <w:r>
       <w:tab/>
       <w:tab/>
-      <w:t>2025-08-15</w:t>
+      <w:t>2025-08-16</w:t>
       <w:br/>
       <w:br/>
     </w:r>

--- a/tillsyn/A 26015-2025 tillsynsbegäran.docx
+++ b/tillsyn/A 26015-2025 tillsynsbegäran.docx
@@ -1201,7 +1201,7 @@
     <w:r>
       <w:tab/>
       <w:tab/>
-      <w:t>2025-08-16</w:t>
+      <w:t>2025-08-17</w:t>
       <w:br/>
       <w:br/>
     </w:r>

--- a/tillsyn/A 26015-2025 tillsynsbegäran.docx
+++ b/tillsyn/A 26015-2025 tillsynsbegäran.docx
@@ -1201,7 +1201,7 @@
     <w:r>
       <w:tab/>
       <w:tab/>
-      <w:t>2025-08-17</w:t>
+      <w:t>2025-08-18</w:t>
       <w:br/>
       <w:br/>
     </w:r>

--- a/tillsyn/A 26015-2025 tillsynsbegäran.docx
+++ b/tillsyn/A 26015-2025 tillsynsbegäran.docx
@@ -1201,7 +1201,7 @@
     <w:r>
       <w:tab/>
       <w:tab/>
-      <w:t>2025-08-18</w:t>
+      <w:t>2025-08-19</w:t>
       <w:br/>
       <w:br/>
     </w:r>

--- a/tillsyn/A 26015-2025 tillsynsbegäran.docx
+++ b/tillsyn/A 26015-2025 tillsynsbegäran.docx
@@ -1201,7 +1201,7 @@
     <w:r>
       <w:tab/>
       <w:tab/>
-      <w:t>2025-08-19</w:t>
+      <w:t>2025-08-20</w:t>
       <w:br/>
       <w:br/>
     </w:r>

--- a/tillsyn/A 26015-2025 tillsynsbegäran.docx
+++ b/tillsyn/A 26015-2025 tillsynsbegäran.docx
@@ -1201,7 +1201,7 @@
     <w:r>
       <w:tab/>
       <w:tab/>
-      <w:t>2025-08-20</w:t>
+      <w:t>2025-08-21</w:t>
       <w:br/>
       <w:br/>
     </w:r>

--- a/tillsyn/A 26015-2025 tillsynsbegäran.docx
+++ b/tillsyn/A 26015-2025 tillsynsbegäran.docx
@@ -1201,7 +1201,7 @@
     <w:r>
       <w:tab/>
       <w:tab/>
-      <w:t>2025-08-21</w:t>
+      <w:t>2025-08-22</w:t>
       <w:br/>
       <w:br/>
     </w:r>

--- a/tillsyn/A 26015-2025 tillsynsbegäran.docx
+++ b/tillsyn/A 26015-2025 tillsynsbegäran.docx
@@ -1201,7 +1201,7 @@
     <w:r>
       <w:tab/>
       <w:tab/>
-      <w:t>2025-08-22</w:t>
+      <w:t>2025-08-23</w:t>
       <w:br/>
       <w:br/>
     </w:r>

--- a/tillsyn/A 26015-2025 tillsynsbegäran.docx
+++ b/tillsyn/A 26015-2025 tillsynsbegäran.docx
@@ -1201,7 +1201,7 @@
     <w:r>
       <w:tab/>
       <w:tab/>
-      <w:t>2025-08-23</w:t>
+      <w:t>2025-08-24</w:t>
       <w:br/>
       <w:br/>
     </w:r>

--- a/tillsyn/A 26015-2025 tillsynsbegäran.docx
+++ b/tillsyn/A 26015-2025 tillsynsbegäran.docx
@@ -1201,7 +1201,7 @@
     <w:r>
       <w:tab/>
       <w:tab/>
-      <w:t>2025-08-24</w:t>
+      <w:t>2025-08-25</w:t>
       <w:br/>
       <w:br/>
     </w:r>

--- a/tillsyn/A 26015-2025 tillsynsbegäran.docx
+++ b/tillsyn/A 26015-2025 tillsynsbegäran.docx
@@ -1201,7 +1201,7 @@
     <w:r>
       <w:tab/>
       <w:tab/>
-      <w:t>2025-08-25</w:t>
+      <w:t>2025-08-26</w:t>
       <w:br/>
       <w:br/>
     </w:r>

--- a/tillsyn/A 26015-2025 tillsynsbegäran.docx
+++ b/tillsyn/A 26015-2025 tillsynsbegäran.docx
@@ -1201,7 +1201,7 @@
     <w:r>
       <w:tab/>
       <w:tab/>
-      <w:t>2025-08-26</w:t>
+      <w:t>2025-08-30</w:t>
       <w:br/>
       <w:br/>
     </w:r>

--- a/tillsyn/A 26015-2025 tillsynsbegäran.docx
+++ b/tillsyn/A 26015-2025 tillsynsbegäran.docx
@@ -1201,7 +1201,7 @@
     <w:r>
       <w:tab/>
       <w:tab/>
-      <w:t>2025-08-30</w:t>
+      <w:t>2025-08-31</w:t>
       <w:br/>
       <w:br/>
     </w:r>

--- a/tillsyn/A 26015-2025 tillsynsbegäran.docx
+++ b/tillsyn/A 26015-2025 tillsynsbegäran.docx
@@ -1201,7 +1201,7 @@
     <w:r>
       <w:tab/>
       <w:tab/>
-      <w:t>2025-08-31</w:t>
+      <w:t>2025-09-01</w:t>
       <w:br/>
       <w:br/>
     </w:r>

--- a/tillsyn/A 26015-2025 tillsynsbegäran.docx
+++ b/tillsyn/A 26015-2025 tillsynsbegäran.docx
@@ -1201,7 +1201,7 @@
     <w:r>
       <w:tab/>
       <w:tab/>
-      <w:t>2025-09-01</w:t>
+      <w:t>2025-09-04</w:t>
       <w:br/>
       <w:br/>
     </w:r>

--- a/tillsyn/A 26015-2025 tillsynsbegäran.docx
+++ b/tillsyn/A 26015-2025 tillsynsbegäran.docx
@@ -1201,7 +1201,7 @@
     <w:r>
       <w:tab/>
       <w:tab/>
-      <w:t>2025-09-04</w:t>
+      <w:t>2025-09-05</w:t>
       <w:br/>
       <w:br/>
     </w:r>

--- a/tillsyn/A 26015-2025 tillsynsbegäran.docx
+++ b/tillsyn/A 26015-2025 tillsynsbegäran.docx
@@ -1201,7 +1201,7 @@
     <w:r>
       <w:tab/>
       <w:tab/>
-      <w:t>2025-09-05</w:t>
+      <w:t>2025-09-07</w:t>
       <w:br/>
       <w:br/>
     </w:r>

--- a/tillsyn/A 26015-2025 tillsynsbegäran.docx
+++ b/tillsyn/A 26015-2025 tillsynsbegäran.docx
@@ -1201,7 +1201,7 @@
     <w:r>
       <w:tab/>
       <w:tab/>
-      <w:t>2025-09-07</w:t>
+      <w:t>2025-09-08</w:t>
       <w:br/>
       <w:br/>
     </w:r>

--- a/tillsyn/A 26015-2025 tillsynsbegäran.docx
+++ b/tillsyn/A 26015-2025 tillsynsbegäran.docx
@@ -1201,7 +1201,7 @@
     <w:r>
       <w:tab/>
       <w:tab/>
-      <w:t>2025-09-08</w:t>
+      <w:t>2025-09-10</w:t>
       <w:br/>
       <w:br/>
     </w:r>

--- a/tillsyn/A 26015-2025 tillsynsbegäran.docx
+++ b/tillsyn/A 26015-2025 tillsynsbegäran.docx
@@ -1201,7 +1201,7 @@
     <w:r>
       <w:tab/>
       <w:tab/>
-      <w:t>2025-09-10</w:t>
+      <w:t>2025-09-11</w:t>
       <w:br/>
       <w:br/>
     </w:r>

--- a/tillsyn/A 26015-2025 tillsynsbegäran.docx
+++ b/tillsyn/A 26015-2025 tillsynsbegäran.docx
@@ -1201,7 +1201,7 @@
     <w:r>
       <w:tab/>
       <w:tab/>
-      <w:t>2025-09-11</w:t>
+      <w:t>2025-09-12</w:t>
       <w:br/>
       <w:br/>
     </w:r>

--- a/tillsyn/A 26015-2025 tillsynsbegäran.docx
+++ b/tillsyn/A 26015-2025 tillsynsbegäran.docx
@@ -1201,7 +1201,7 @@
     <w:r>
       <w:tab/>
       <w:tab/>
-      <w:t>2025-09-12</w:t>
+      <w:t>2025-09-13</w:t>
       <w:br/>
       <w:br/>
     </w:r>

--- a/tillsyn/A 26015-2025 tillsynsbegäran.docx
+++ b/tillsyn/A 26015-2025 tillsynsbegäran.docx
@@ -1201,7 +1201,7 @@
     <w:r>
       <w:tab/>
       <w:tab/>
-      <w:t>2025-09-13</w:t>
+      <w:t>2025-09-14</w:t>
       <w:br/>
       <w:br/>
     </w:r>

--- a/tillsyn/A 26015-2025 tillsynsbegäran.docx
+++ b/tillsyn/A 26015-2025 tillsynsbegäran.docx
@@ -269,7 +269,25 @@
         <w:t>Knärot (VU, §8)</w:t>
       </w:r>
       <w:r>
-        <w:t xml:space="preserve"> är rödlistad som sårbar och fridlyst enligt 8§ artskyddsförordningen. En nyligen genomförd analys av 79 floraväktarlokaler indikerar att det behövs någonstans mellan 100 och 150 meters skyddszon för att en knärotspopulation inte ska dö ut på lång sikt (Sebestyén &amp; Sundberg, 2025). Detta ligger väl i linje med tidigare genomförda studier som visar att det krävs väl tilltagna buffertzoner för att knäroten inte ska ta skada av skogsbruksåtgärder i intilliggande skog (Johnson, 2014; Koelmeijer m.fl., 2022; Skogsstyrelsen, 2022). Arten är även känslig för gallring vilket framgår av Skogsstyrelsens egen vägledning för hänsyn till knärot (Skogsstyrelsen, 2022). För rika förekomster av knärot är reservatsbildning eller biotopskydd lämpliga åtgärder för att skydda den (SLU Artdatabanken, 2024).</w:t>
+        <w:t xml:space="preserve"> är rödlistad som sårbar och fridlyst enligt 8§ artskyddsförordningen. En nyligen genomförd analys av 79 floraväktarlokaler indikerar att det behövs någonstans mellan 100 och 150 meters skyddszon för att en knärotspopulation inte ska dö ut på lång sikt (Sebestyén &amp; Sundberg, 2025). Detta ligger väl i linje med tidigare genomförda studier som visar att det krävs väl tilltagna buffertzoner för att knäroten inte ska ta skada av skogsbruksåtgärder i intilliggande skog (Johnson, 2014; Koelmeijer m.fl., 2022; Skogsstyrelsen, 2022). Arten är även känslig för gallring vilket framgår av Skogsstyrelsens egen vägledning för hänsyn till knärot (Skogsstyrelsen, 2022). För rika förekomster av knärot är reservatsbildning eller biotopskydd lämpliga åtgärder för att skydda den. På knärot kan den sällsynta rostsvampen </w:t>
+      </w:r>
+      <w:r>
+        <w:rPr>
+          <w:i/>
+        </w:rPr>
+        <w:t>Pucciniastrum goodyerae</w:t>
+      </w:r>
+      <w:r>
+        <w:t xml:space="preserve"> påträffas. </w:t>
+      </w:r>
+      <w:r>
+        <w:rPr>
+          <w:i/>
+        </w:rPr>
+        <w:t>Pucciniastrum goodyerae</w:t>
+      </w:r>
+      <w:r>
+        <w:t xml:space="preserve"> är klassad som NE (ej bedömd) i rödlistan(SLU Artdatabanken, 2024).</w:t>
       </w:r>
     </w:p>
     <w:p>
@@ -1201,7 +1219,7 @@
     <w:r>
       <w:tab/>
       <w:tab/>
-      <w:t>2025-09-14</w:t>
+      <w:t>2025-09-15</w:t>
       <w:br/>
       <w:br/>
     </w:r>

--- a/tillsyn/A 26015-2025 tillsynsbegäran.docx
+++ b/tillsyn/A 26015-2025 tillsynsbegäran.docx
@@ -1219,7 +1219,7 @@
     <w:r>
       <w:tab/>
       <w:tab/>
-      <w:t>2025-09-15</w:t>
+      <w:t>2025-09-16</w:t>
       <w:br/>
       <w:br/>
     </w:r>

--- a/tillsyn/A 26015-2025 tillsynsbegäran.docx
+++ b/tillsyn/A 26015-2025 tillsynsbegäran.docx
@@ -1219,7 +1219,7 @@
     <w:r>
       <w:tab/>
       <w:tab/>
-      <w:t>2025-09-16</w:t>
+      <w:t>2025-09-17</w:t>
       <w:br/>
       <w:br/>
     </w:r>

--- a/tillsyn/A 26015-2025 tillsynsbegäran.docx
+++ b/tillsyn/A 26015-2025 tillsynsbegäran.docx
@@ -1219,7 +1219,7 @@
     <w:r>
       <w:tab/>
       <w:tab/>
-      <w:t>2025-09-17</w:t>
+      <w:t>2025-09-18</w:t>
       <w:br/>
       <w:br/>
     </w:r>

--- a/tillsyn/A 26015-2025 tillsynsbegäran.docx
+++ b/tillsyn/A 26015-2025 tillsynsbegäran.docx
@@ -1219,7 +1219,7 @@
     <w:r>
       <w:tab/>
       <w:tab/>
-      <w:t>2025-09-18</w:t>
+      <w:t>2025-09-22</w:t>
       <w:br/>
       <w:br/>
     </w:r>

--- a/tillsyn/A 26015-2025 tillsynsbegäran.docx
+++ b/tillsyn/A 26015-2025 tillsynsbegäran.docx
@@ -1219,7 +1219,7 @@
     <w:r>
       <w:tab/>
       <w:tab/>
-      <w:t>2025-09-22</w:t>
+      <w:t>2025-09-23</w:t>
       <w:br/>
       <w:br/>
     </w:r>

--- a/tillsyn/A 26015-2025 tillsynsbegäran.docx
+++ b/tillsyn/A 26015-2025 tillsynsbegäran.docx
@@ -1219,7 +1219,7 @@
     <w:r>
       <w:tab/>
       <w:tab/>
-      <w:t>2025-09-23</w:t>
+      <w:t>2025-09-24</w:t>
       <w:br/>
       <w:br/>
     </w:r>

--- a/tillsyn/A 26015-2025 tillsynsbegäran.docx
+++ b/tillsyn/A 26015-2025 tillsynsbegäran.docx
@@ -1219,7 +1219,7 @@
     <w:r>
       <w:tab/>
       <w:tab/>
-      <w:t>2025-09-24</w:t>
+      <w:t>2025-09-25</w:t>
       <w:br/>
       <w:br/>
     </w:r>

--- a/tillsyn/A 26015-2025 tillsynsbegäran.docx
+++ b/tillsyn/A 26015-2025 tillsynsbegäran.docx
@@ -1219,7 +1219,7 @@
     <w:r>
       <w:tab/>
       <w:tab/>
-      <w:t>2025-09-25</w:t>
+      <w:t>2025-09-26</w:t>
       <w:br/>
       <w:br/>
     </w:r>

--- a/tillsyn/A 26015-2025 tillsynsbegäran.docx
+++ b/tillsyn/A 26015-2025 tillsynsbegäran.docx
@@ -1219,7 +1219,7 @@
     <w:r>
       <w:tab/>
       <w:tab/>
-      <w:t>2025-09-26</w:t>
+      <w:t>2025-09-27</w:t>
       <w:br/>
       <w:br/>
     </w:r>

--- a/tillsyn/A 26015-2025 tillsynsbegäran.docx
+++ b/tillsyn/A 26015-2025 tillsynsbegäran.docx
@@ -1219,7 +1219,7 @@
     <w:r>
       <w:tab/>
       <w:tab/>
-      <w:t>2025-09-27</w:t>
+      <w:t>2025-09-28</w:t>
       <w:br/>
       <w:br/>
     </w:r>

--- a/tillsyn/A 26015-2025 tillsynsbegäran.docx
+++ b/tillsyn/A 26015-2025 tillsynsbegäran.docx
@@ -1219,7 +1219,7 @@
     <w:r>
       <w:tab/>
       <w:tab/>
-      <w:t>2025-09-28</w:t>
+      <w:t>2025-09-29</w:t>
       <w:br/>
       <w:br/>
     </w:r>

--- a/tillsyn/A 26015-2025 tillsynsbegäran.docx
+++ b/tillsyn/A 26015-2025 tillsynsbegäran.docx
@@ -1219,7 +1219,7 @@
     <w:r>
       <w:tab/>
       <w:tab/>
-      <w:t>2025-09-29</w:t>
+      <w:t>2025-09-30</w:t>
       <w:br/>
       <w:br/>
     </w:r>

--- a/tillsyn/A 26015-2025 tillsynsbegäran.docx
+++ b/tillsyn/A 26015-2025 tillsynsbegäran.docx
@@ -1219,7 +1219,7 @@
     <w:r>
       <w:tab/>
       <w:tab/>
-      <w:t>2025-09-30</w:t>
+      <w:t>2025-10-01</w:t>
       <w:br/>
       <w:br/>
     </w:r>

--- a/tillsyn/A 26015-2025 tillsynsbegäran.docx
+++ b/tillsyn/A 26015-2025 tillsynsbegäran.docx
@@ -1219,7 +1219,7 @@
     <w:r>
       <w:tab/>
       <w:tab/>
-      <w:t>2025-10-01</w:t>
+      <w:t>2025-10-02</w:t>
       <w:br/>
       <w:br/>
     </w:r>

--- a/tillsyn/A 26015-2025 tillsynsbegäran.docx
+++ b/tillsyn/A 26015-2025 tillsynsbegäran.docx
@@ -1219,7 +1219,7 @@
     <w:r>
       <w:tab/>
       <w:tab/>
-      <w:t>2025-10-02</w:t>
+      <w:t>2025-10-03</w:t>
       <w:br/>
       <w:br/>
     </w:r>

--- a/tillsyn/A 26015-2025 tillsynsbegäran.docx
+++ b/tillsyn/A 26015-2025 tillsynsbegäran.docx
@@ -1219,7 +1219,7 @@
     <w:r>
       <w:tab/>
       <w:tab/>
-      <w:t>2025-10-03</w:t>
+      <w:t>2025-10-04</w:t>
       <w:br/>
       <w:br/>
     </w:r>

--- a/tillsyn/A 26015-2025 tillsynsbegäran.docx
+++ b/tillsyn/A 26015-2025 tillsynsbegäran.docx
@@ -292,7 +292,7 @@
     </w:p>
     <w:p>
       <w:r>
-        <w:t>I det avverkningsanmälda området finns 1 fyndplatser för knärot registrerade på Artportalen. Figur 2 visar gränserna för buffertzoner på 50 m, som behöver lämnas kring fyndplatserna för att knärotslokalerna inte ska försvinna vid en avverkning. Av det avverkningsanmälda området överlappar 0.78 ha med buffertzonerna och får av detta skäl inte avverkas.</w:t>
+        <w:t>I det avverkningsanmälda området finns 1 fyndplatser för knärot registrerade på Artportalen. Figur 2 visar gränserna för buffertzoner på 50 m, som behöver lämnas kring fyndplatserna för att knärotslokalerna inte ska försvinna vid en avverkning. Av det avverkningsanmälda området överlappar 0.89 ha med buffertzonerna och får av detta skäl inte avverkas.</w:t>
       </w:r>
     </w:p>
     <w:p>
@@ -1219,7 +1219,7 @@
     <w:r>
       <w:tab/>
       <w:tab/>
-      <w:t>2025-10-04</w:t>
+      <w:t>2025-10-05</w:t>
       <w:br/>
       <w:br/>
     </w:r>

--- a/tillsyn/A 26015-2025 tillsynsbegäran.docx
+++ b/tillsyn/A 26015-2025 tillsynsbegäran.docx
@@ -1219,7 +1219,7 @@
     <w:r>
       <w:tab/>
       <w:tab/>
-      <w:t>2025-10-05</w:t>
+      <w:t>2025-10-06</w:t>
       <w:br/>
       <w:br/>
     </w:r>

--- a/tillsyn/A 26015-2025 tillsynsbegäran.docx
+++ b/tillsyn/A 26015-2025 tillsynsbegäran.docx
@@ -1219,7 +1219,7 @@
     <w:r>
       <w:tab/>
       <w:tab/>
-      <w:t>2025-10-06</w:t>
+      <w:t>2025-10-07</w:t>
       <w:br/>
       <w:br/>
     </w:r>

--- a/tillsyn/A 26015-2025 tillsynsbegäran.docx
+++ b/tillsyn/A 26015-2025 tillsynsbegäran.docx
@@ -1219,7 +1219,7 @@
     <w:r>
       <w:tab/>
       <w:tab/>
-      <w:t>2025-10-07</w:t>
+      <w:t>2025-10-08</w:t>
       <w:br/>
       <w:br/>
     </w:r>

--- a/tillsyn/A 26015-2025 tillsynsbegäran.docx
+++ b/tillsyn/A 26015-2025 tillsynsbegäran.docx
@@ -1219,7 +1219,7 @@
     <w:r>
       <w:tab/>
       <w:tab/>
-      <w:t>2025-10-08</w:t>
+      <w:t>2025-10-09</w:t>
       <w:br/>
       <w:br/>
     </w:r>

--- a/tillsyn/A 26015-2025 tillsynsbegäran.docx
+++ b/tillsyn/A 26015-2025 tillsynsbegäran.docx
@@ -1219,7 +1219,7 @@
     <w:r>
       <w:tab/>
       <w:tab/>
-      <w:t>2025-10-09</w:t>
+      <w:t>2025-10-10</w:t>
       <w:br/>
       <w:br/>
     </w:r>

--- a/tillsyn/A 26015-2025 tillsynsbegäran.docx
+++ b/tillsyn/A 26015-2025 tillsynsbegäran.docx
@@ -1219,7 +1219,7 @@
     <w:r>
       <w:tab/>
       <w:tab/>
-      <w:t>2025-10-10</w:t>
+      <w:t>2025-10-11</w:t>
       <w:br/>
       <w:br/>
     </w:r>

--- a/tillsyn/A 26015-2025 tillsynsbegäran.docx
+++ b/tillsyn/A 26015-2025 tillsynsbegäran.docx
@@ -1219,7 +1219,7 @@
     <w:r>
       <w:tab/>
       <w:tab/>
-      <w:t>2025-10-16</w:t>
+      <w:t>2025-10-17</w:t>
       <w:br/>
       <w:br/>
     </w:r>

--- a/tillsyn/A 26015-2025 tillsynsbegäran.docx
+++ b/tillsyn/A 26015-2025 tillsynsbegäran.docx
@@ -1219,7 +1219,7 @@
     <w:r>
       <w:tab/>
       <w:tab/>
-      <w:t>2025-10-17</w:t>
+      <w:t>2025-10-18</w:t>
       <w:br/>
       <w:br/>
     </w:r>

--- a/tillsyn/A 26015-2025 tillsynsbegäran.docx
+++ b/tillsyn/A 26015-2025 tillsynsbegäran.docx
@@ -1219,7 +1219,7 @@
     <w:r>
       <w:tab/>
       <w:tab/>
-      <w:t>2025-10-18</w:t>
+      <w:t>2025-10-19</w:t>
       <w:br/>
       <w:br/>
     </w:r>

--- a/tillsyn/A 26015-2025 tillsynsbegäran.docx
+++ b/tillsyn/A 26015-2025 tillsynsbegäran.docx
@@ -1219,7 +1219,7 @@
     <w:r>
       <w:tab/>
       <w:tab/>
-      <w:t>2025-10-19</w:t>
+      <w:t>2025-10-20</w:t>
       <w:br/>
       <w:br/>
     </w:r>

--- a/tillsyn/A 26015-2025 tillsynsbegäran.docx
+++ b/tillsyn/A 26015-2025 tillsynsbegäran.docx
@@ -1219,7 +1219,7 @@
     <w:r>
       <w:tab/>
       <w:tab/>
-      <w:t>2025-10-20</w:t>
+      <w:t>2025-10-21</w:t>
       <w:br/>
       <w:br/>
     </w:r>

--- a/tillsyn/A 26015-2025 tillsynsbegäran.docx
+++ b/tillsyn/A 26015-2025 tillsynsbegäran.docx
@@ -287,7 +287,7 @@
         <w:t>Pucciniastrum goodyerae</w:t>
       </w:r>
       <w:r>
-        <w:t xml:space="preserve"> är klassad som NE (ej bedömd) i rödlistan(SLU Artdatabanken, 2024).</w:t>
+        <w:t xml:space="preserve"> är klassad som NE (ej bedömd) i rödlistan (SLU Artdatabanken, 2024).</w:t>
       </w:r>
     </w:p>
     <w:p>
@@ -1219,7 +1219,7 @@
     <w:r>
       <w:tab/>
       <w:tab/>
-      <w:t>2025-10-21</w:t>
+      <w:t>2025-10-22</w:t>
       <w:br/>
       <w:br/>
     </w:r>

--- a/tillsyn/A 26015-2025 tillsynsbegäran.docx
+++ b/tillsyn/A 26015-2025 tillsynsbegäran.docx
@@ -1219,7 +1219,7 @@
     <w:r>
       <w:tab/>
       <w:tab/>
-      <w:t>2025-10-22</w:t>
+      <w:t>2025-10-23</w:t>
       <w:br/>
       <w:br/>
     </w:r>

--- a/tillsyn/A 26015-2025 tillsynsbegäran.docx
+++ b/tillsyn/A 26015-2025 tillsynsbegäran.docx
@@ -1219,7 +1219,7 @@
     <w:r>
       <w:tab/>
       <w:tab/>
-      <w:t>2025-10-23</w:t>
+      <w:t>2025-10-24</w:t>
       <w:br/>
       <w:br/>
     </w:r>

--- a/tillsyn/A 26015-2025 tillsynsbegäran.docx
+++ b/tillsyn/A 26015-2025 tillsynsbegäran.docx
@@ -1219,7 +1219,7 @@
     <w:r>
       <w:tab/>
       <w:tab/>
-      <w:t>2025-10-24</w:t>
+      <w:t>2025-10-25</w:t>
       <w:br/>
       <w:br/>
     </w:r>

--- a/tillsyn/A 26015-2025 tillsynsbegäran.docx
+++ b/tillsyn/A 26015-2025 tillsynsbegäran.docx
@@ -1219,7 +1219,7 @@
     <w:r>
       <w:tab/>
       <w:tab/>
-      <w:t>2025-10-25</w:t>
+      <w:t>2025-10-26</w:t>
       <w:br/>
       <w:br/>
     </w:r>

--- a/tillsyn/A 26015-2025 tillsynsbegäran.docx
+++ b/tillsyn/A 26015-2025 tillsynsbegäran.docx
@@ -1219,7 +1219,7 @@
     <w:r>
       <w:tab/>
       <w:tab/>
-      <w:t>2025-10-26</w:t>
+      <w:t>2025-10-27</w:t>
       <w:br/>
       <w:br/>
     </w:r>

--- a/tillsyn/A 26015-2025 tillsynsbegäran.docx
+++ b/tillsyn/A 26015-2025 tillsynsbegäran.docx
@@ -1219,7 +1219,7 @@
     <w:r>
       <w:tab/>
       <w:tab/>
-      <w:t>2025-10-27</w:t>
+      <w:t>2025-10-28</w:t>
       <w:br/>
       <w:br/>
     </w:r>

--- a/tillsyn/A 26015-2025 tillsynsbegäran.docx
+++ b/tillsyn/A 26015-2025 tillsynsbegäran.docx
@@ -1219,7 +1219,7 @@
     <w:r>
       <w:tab/>
       <w:tab/>
-      <w:t>2025-10-28</w:t>
+      <w:t>2025-10-29</w:t>
       <w:br/>
       <w:br/>
     </w:r>

--- a/tillsyn/A 26015-2025 tillsynsbegäran.docx
+++ b/tillsyn/A 26015-2025 tillsynsbegäran.docx
@@ -1219,7 +1219,7 @@
     <w:r>
       <w:tab/>
       <w:tab/>
-      <w:t>2025-10-29</w:t>
+      <w:t>2025-10-30</w:t>
       <w:br/>
       <w:br/>
     </w:r>

--- a/tillsyn/A 26015-2025 tillsynsbegäran.docx
+++ b/tillsyn/A 26015-2025 tillsynsbegäran.docx
@@ -1219,7 +1219,7 @@
     <w:r>
       <w:tab/>
       <w:tab/>
-      <w:t>2025-10-30</w:t>
+      <w:t>2025-10-31</w:t>
       <w:br/>
       <w:br/>
     </w:r>

--- a/tillsyn/A 26015-2025 tillsynsbegäran.docx
+++ b/tillsyn/A 26015-2025 tillsynsbegäran.docx
@@ -1219,7 +1219,7 @@
     <w:r>
       <w:tab/>
       <w:tab/>
-      <w:t>2025-10-31</w:t>
+      <w:t>2025-11-01</w:t>
       <w:br/>
       <w:br/>
     </w:r>

--- a/tillsyn/A 26015-2025 tillsynsbegäran.docx
+++ b/tillsyn/A 26015-2025 tillsynsbegäran.docx
@@ -1219,7 +1219,7 @@
     <w:r>
       <w:tab/>
       <w:tab/>
-      <w:t>2025-11-01</w:t>
+      <w:t>2025-11-02</w:t>
       <w:br/>
       <w:br/>
     </w:r>

--- a/tillsyn/A 26015-2025 tillsynsbegäran.docx
+++ b/tillsyn/A 26015-2025 tillsynsbegäran.docx
@@ -1219,7 +1219,7 @@
     <w:r>
       <w:tab/>
       <w:tab/>
-      <w:t>2025-11-02</w:t>
+      <w:t>2025-11-03</w:t>
       <w:br/>
       <w:br/>
     </w:r>

--- a/tillsyn/A 26015-2025 tillsynsbegäran.docx
+++ b/tillsyn/A 26015-2025 tillsynsbegäran.docx
@@ -1219,7 +1219,7 @@
     <w:r>
       <w:tab/>
       <w:tab/>
-      <w:t>2025-11-03</w:t>
+      <w:t>2025-11-04</w:t>
       <w:br/>
       <w:br/>
     </w:r>

--- a/tillsyn/A 26015-2025 tillsynsbegäran.docx
+++ b/tillsyn/A 26015-2025 tillsynsbegäran.docx
@@ -1219,7 +1219,7 @@
     <w:r>
       <w:tab/>
       <w:tab/>
-      <w:t>2025-11-04</w:t>
+      <w:t>2025-11-05</w:t>
       <w:br/>
       <w:br/>
     </w:r>

--- a/tillsyn/A 26015-2025 tillsynsbegäran.docx
+++ b/tillsyn/A 26015-2025 tillsynsbegäran.docx
@@ -1219,7 +1219,7 @@
     <w:r>
       <w:tab/>
       <w:tab/>
-      <w:t>2025-11-05</w:t>
+      <w:t>2025-11-06</w:t>
       <w:br/>
       <w:br/>
     </w:r>

--- a/tillsyn/A 26015-2025 tillsynsbegäran.docx
+++ b/tillsyn/A 26015-2025 tillsynsbegäran.docx
@@ -1219,7 +1219,7 @@
     <w:r>
       <w:tab/>
       <w:tab/>
-      <w:t>2025-11-06</w:t>
+      <w:t>2025-11-07</w:t>
       <w:br/>
       <w:br/>
     </w:r>

--- a/tillsyn/A 26015-2025 tillsynsbegäran.docx
+++ b/tillsyn/A 26015-2025 tillsynsbegäran.docx
@@ -1219,7 +1219,7 @@
     <w:r>
       <w:tab/>
       <w:tab/>
-      <w:t>2025-11-07</w:t>
+      <w:t>2025-11-08</w:t>
       <w:br/>
       <w:br/>
     </w:r>

--- a/tillsyn/A 26015-2025 tillsynsbegäran.docx
+++ b/tillsyn/A 26015-2025 tillsynsbegäran.docx
@@ -1219,7 +1219,7 @@
     <w:r>
       <w:tab/>
       <w:tab/>
-      <w:t>2025-11-08</w:t>
+      <w:t>2025-11-09</w:t>
       <w:br/>
       <w:br/>
     </w:r>

--- a/tillsyn/A 26015-2025 tillsynsbegäran.docx
+++ b/tillsyn/A 26015-2025 tillsynsbegäran.docx
@@ -1219,7 +1219,7 @@
     <w:r>
       <w:tab/>
       <w:tab/>
-      <w:t>2025-11-09</w:t>
+      <w:t>2025-11-10</w:t>
       <w:br/>
       <w:br/>
     </w:r>

--- a/tillsyn/A 26015-2025 tillsynsbegäran.docx
+++ b/tillsyn/A 26015-2025 tillsynsbegäran.docx
@@ -1219,7 +1219,7 @@
     <w:r>
       <w:tab/>
       <w:tab/>
-      <w:t>2025-11-10</w:t>
+      <w:t>2025-11-11</w:t>
       <w:br/>
       <w:br/>
     </w:r>

--- a/tillsyn/A 26015-2025 tillsynsbegäran.docx
+++ b/tillsyn/A 26015-2025 tillsynsbegäran.docx
@@ -1219,7 +1219,7 @@
     <w:r>
       <w:tab/>
       <w:tab/>
-      <w:t>2025-11-11</w:t>
+      <w:t>2025-11-12</w:t>
       <w:br/>
       <w:br/>
     </w:r>

--- a/tillsyn/A 26015-2025 tillsynsbegäran.docx
+++ b/tillsyn/A 26015-2025 tillsynsbegäran.docx
@@ -1219,7 +1219,7 @@
     <w:r>
       <w:tab/>
       <w:tab/>
-      <w:t>2025-11-12</w:t>
+      <w:t>2025-11-13</w:t>
       <w:br/>
       <w:br/>
     </w:r>
